--- a/public/samples/resume-cv_003.docx
+++ b/public/samples/resume-cv_003.docx
@@ -3,58 +3,246 @@
 <w:document xmlns:wpc="http://schemas.microsoft.com/office/word/2010/wordprocessingCanvas" xmlns:mo="http://schemas.microsoft.com/office/mac/office/2008/main" xmlns:mc="http://schemas.openxmlformats.org/markup-compatibility/2006" xmlns:mv="urn:schemas-microsoft-com:mac:vml" xmlns:o="urn:schemas-microsoft-com:office:office" xmlns:r="http://schemas.openxmlformats.org/officeDocument/2006/relationships" xmlns:m="http://schemas.openxmlformats.org/officeDocument/2006/math" xmlns:v="urn:schemas-microsoft-com:vml" xmlns:wp14="http://schemas.microsoft.com/office/word/2010/wordprocessingDrawing" xmlns:wp="http://schemas.openxmlformats.org/drawingml/2006/wordprocessingDrawing" xmlns:w10="urn:schemas-microsoft-com:office:word" xmlns:w="http://schemas.openxmlformats.org/wordprocessingml/2006/main" xmlns:w14="http://schemas.microsoft.com/office/word/2010/wordml" xmlns:wpg="http://schemas.microsoft.com/office/word/2010/wordprocessingGroup" xmlns:wpi="http://schemas.microsoft.com/office/word/2010/wordprocessingInk" xmlns:wne="http://schemas.microsoft.com/office/word/2006/wordml" xmlns:wps="http://schemas.microsoft.com/office/word/2010/wordprocessingShape" mc:Ignorable="w14 wp14">
   <w:body>
     <w:p>
+      <w:pPr>
+        <w:spacing w:after="60"/>
+      </w:pPr>
       <w:r>
-        <w:t>姓名：韩沐辰</w:t>
+        <w:rPr>
+          <w:b/>
+          <w:color w:val="111111"/>
+          <w:sz w:val="48"/>
+        </w:rPr>
+        <w:t>韩沐辰</w:t>
+      </w:r>
+    </w:p>
+    <w:p>
+      <w:pPr>
+        <w:spacing w:after="240"/>
+      </w:pPr>
+      <w:r>
+        <w:rPr>
+          <w:color w:val="555555"/>
+          <w:sz w:val="20"/>
+        </w:rPr>
+        <w:t>求职意向：LLM 应用 / Agent 工程师　｜　6 年经验　｜　期望：32-48K</w:t>
+      </w:r>
+    </w:p>
+    <w:p>
+      <w:pPr>
+        <w:pStyle w:val="Heading1"/>
+      </w:pPr>
+      <w:r>
+        <w:t>个人概况</w:t>
       </w:r>
     </w:p>
     <w:p>
       <w:r>
-        <w:t>求职意向：LLM 应用 / Agent 工程师</w:t>
+        <w:t>6 年对话产品和智能应用研发经验，近 3 年负责可执行 Agent 产品。具备代码助手、浏览器自动化和知识检索等多类工具的生产实践，重视可观测性、失败降级和用户体验。</w:t>
       </w:r>
     </w:p>
     <w:p>
+      <w:pPr>
+        <w:pStyle w:val="Heading1"/>
+      </w:pPr>
       <w:r>
-        <w:t>教育经历：西麓大学 人工智能 本科 2015-2019</w:t>
+        <w:t>工作经历</w:t>
       </w:r>
     </w:p>
     <w:p>
+      <w:pPr>
+        <w:pStyle w:val="Heading2"/>
+      </w:pPr>
       <w:r>
-        <w:t>工作经历：</w:t>
+        <w:t>星河对话｜高级应用工程师｜2019.07-至今</w:t>
       </w:r>
     </w:p>
     <w:p>
+      <w:pPr>
+        <w:pStyle w:val="ListBullet"/>
+      </w:pPr>
       <w:r>
-        <w:t>星河对话 | 高级应用工程师 | 2019.07-至今</w:t>
+        <w:t>将单轮问答机器人升级为可执行工具的 Agent，负责需求抽象、技术选型、核心模块开发与上线复盘。</w:t>
       </w:r>
     </w:p>
     <w:p>
+      <w:pPr>
+        <w:pStyle w:val="ListBullet"/>
+      </w:pPr>
       <w:r>
-        <w:t>6 年持续做对话与 Agent 产品。近三年把单轮 Bot 升级为可执行工具的 Agent。用 Python + LangChain 实现代码 Agent 与浏览器 Agent 双通道，生产环境日活约 3000。Function Calling 层对接 IDE 插件与内部知识检索，含并发限流。Multi-Agent 采用规划器+执行器+评论器，失败任务自动降级为人工。Prompt Engineering 方面维护 40+ 模板，按任务类型做自动路由。</w:t>
+        <w:t>使用 Python 与 LangChain 实现代码 Agent、浏览器 Agent 双通道，生产环境日活约 3000，峰值每分钟 420 次请求。</w:t>
       </w:r>
     </w:p>
     <w:p>
+      <w:pPr>
+        <w:pStyle w:val="ListBullet"/>
+      </w:pPr>
       <w:r>
-        <w:t>项目：</w:t>
+        <w:t>Function Calling 层对接 IDE 插件、内部知识检索和日志平台，统一并发限流、权限票据与参数脱敏。</w:t>
       </w:r>
     </w:p>
     <w:p>
+      <w:pPr>
+        <w:pStyle w:val="ListBullet"/>
+      </w:pPr>
       <w:r>
-        <w:t>「星河码助手」：补全、修单测、查日志三位一体，平均每任务调用工具 6.4 次。自研 tracing 把每步工具参数落盘，便于复盘幻觉。</w:t>
+        <w:t>Multi-Agent 采用规划器、执行器和评论器分工，失败任务可自动降级为只读建议或转交人工。</w:t>
       </w:r>
     </w:p>
     <w:p>
+      <w:pPr>
+        <w:pStyle w:val="ListBullet"/>
+      </w:pPr>
       <w:r>
-        <w:t>技能：Python、LangChain、Function Calling、Multi-Agent、Prompt Engineering、MCP（试用）</w:t>
+        <w:t>维护 40+ Prompt 模板及自动路由策略，通过结构化输出校验将 JSON 解析失败率降至 0.8%。</w:t>
+      </w:r>
+    </w:p>
+    <w:p>
+      <w:pPr>
+        <w:pStyle w:val="ListBullet"/>
+      </w:pPr>
+      <w:r>
+        <w:t>带领 3 人小组完成季度迭代，建立代码评审、灰度发布和线上周度复盘机制。</w:t>
+      </w:r>
+    </w:p>
+    <w:p>
+      <w:pPr>
+        <w:pStyle w:val="Heading1"/>
+      </w:pPr>
+      <w:r>
+        <w:t>项目经历</w:t>
+      </w:r>
+    </w:p>
+    <w:p>
+      <w:pPr>
+        <w:pStyle w:val="Heading2"/>
+      </w:pPr>
+      <w:r>
+        <w:t>“星河码助手”研发效能 Agent｜技术负责人</w:t>
+      </w:r>
+    </w:p>
+    <w:p>
+      <w:pPr>
+        <w:pStyle w:val="ListBullet"/>
+      </w:pPr>
+      <w:r>
+        <w:t>覆盖代码补全、修复单测和日志排障，平均每个任务调用工具 6.4 次，建议采纳率约 64%。</w:t>
+      </w:r>
+    </w:p>
+    <w:p>
+      <w:pPr>
+        <w:pStyle w:val="ListBullet"/>
+      </w:pPr>
+      <w:r>
+        <w:t>自研 tracing 记录每步工具参数、模型输出和耗时，支持按失败类型自动聚类复盘。</w:t>
+      </w:r>
+    </w:p>
+    <w:p>
+      <w:pPr>
+        <w:pStyle w:val="ListBullet"/>
+      </w:pPr>
+      <w:r>
+        <w:t>为仓库写操作增加沙箱、Diff 确认和回滚点，避免 Agent 直接覆盖用户代码。</w:t>
+      </w:r>
+    </w:p>
+    <w:p>
+      <w:pPr>
+        <w:pStyle w:val="Heading2"/>
+      </w:pPr>
+      <w:r>
+        <w:t>MCP 工具目录试点｜方案设计</w:t>
+      </w:r>
+    </w:p>
+    <w:p>
+      <w:pPr>
+        <w:pStyle w:val="ListBullet"/>
+      </w:pPr>
+      <w:r>
+        <w:t>调研并接入 5 个 MCP Server，验证工具发现、权限隔离与跨会话复用能力；目前处于小范围试用阶段。</w:t>
+      </w:r>
+    </w:p>
+    <w:p>
+      <w:pPr>
+        <w:pStyle w:val="Heading1"/>
+      </w:pPr>
+      <w:r>
+        <w:t>专业技能</w:t>
+      </w:r>
+    </w:p>
+    <w:p>
+      <w:pPr>
+        <w:pStyle w:val="ListBullet"/>
+      </w:pPr>
+      <w:r>
+        <w:t>核心技术：Python、LangChain、Function Calling、Multi-Agent、Prompt Engineering</w:t>
+      </w:r>
+    </w:p>
+    <w:p>
+      <w:pPr>
+        <w:pStyle w:val="ListBullet"/>
+      </w:pPr>
+      <w:r>
+        <w:t>平台能力：FastAPI、PostgreSQL、Redis、Docker、OpenTelemetry</w:t>
+      </w:r>
+    </w:p>
+    <w:p>
+      <w:pPr>
+        <w:pStyle w:val="ListBullet"/>
+      </w:pPr>
+      <w:r>
+        <w:t>应用方向：代码 Agent、浏览器 Agent、企业知识库、MCP（试点）</w:t>
+      </w:r>
+    </w:p>
+    <w:p>
+      <w:pPr>
+        <w:pStyle w:val="ListBullet"/>
+      </w:pPr>
+      <w:r>
+        <w:t>团队协作：小组带领、技术评审、项目排期、跨部门需求澄清</w:t>
+      </w:r>
+    </w:p>
+    <w:p>
+      <w:pPr>
+        <w:pStyle w:val="Heading1"/>
+      </w:pPr>
+      <w:r>
+        <w:t>教育经历</w:t>
+      </w:r>
+    </w:p>
+    <w:p>
+      <w:pPr>
+        <w:pStyle w:val="ListBullet"/>
+      </w:pPr>
+      <w:r>
+        <w:t>西麓大学｜人工智能｜本科｜2015.09-2019.06</w:t>
       </w:r>
     </w:p>
     <w:sectPr>
+      <w:footerReference w:type="default" r:id="rId9"/>
       <w:pgSz w:w="12240" w:h="15840"/>
-      <w:pgMar w:top="1440" w:right="1800" w:bottom="1440" w:left="1800" w:header="720" w:footer="720" w:gutter="0"/>
+      <w:pgMar w:top="1440" w:right="1440" w:bottom="1440" w:left="1440" w:header="708" w:footer="708" w:gutter="0"/>
       <w:cols w:space="720"/>
       <w:docGrid w:linePitch="360"/>
     </w:sectPr>
   </w:body>
 </w:document>
+</file>
+
+<file path=word/footer1.xml><?xml version="1.0" encoding="utf-8"?>
+<w:ftr xmlns:m="http://schemas.openxmlformats.org/officeDocument/2006/math" xmlns:mc="http://schemas.openxmlformats.org/markup-compatibility/2006" xmlns:mo="http://schemas.microsoft.com/office/mac/office/2008/main" xmlns:mv="urn:schemas-microsoft-com:mac:vml" xmlns:o="urn:schemas-microsoft-com:office:office" xmlns:r="http://schemas.openxmlformats.org/officeDocument/2006/relationships" xmlns:v="urn:schemas-microsoft-com:vml" xmlns:w10="urn:schemas-microsoft-com:office:word" xmlns:w14="http://schemas.microsoft.com/office/word/2010/wordml" xmlns:w="http://schemas.openxmlformats.org/wordprocessingml/2006/main" xmlns:wne="http://schemas.microsoft.com/office/word/2006/wordml" xmlns:wp14="http://schemas.microsoft.com/office/word/2010/wordprocessingDrawing" xmlns:wp="http://schemas.openxmlformats.org/drawingml/2006/wordprocessingDrawing" xmlns:wpc="http://schemas.microsoft.com/office/word/2010/wordprocessingCanvas" xmlns:wpg="http://schemas.microsoft.com/office/word/2010/wordprocessingGroup" xmlns:wpi="http://schemas.microsoft.com/office/word/2010/wordprocessingInk" xmlns:wps="http://schemas.microsoft.com/office/word/2010/wordprocessingShape" mc:Ignorable="w14 wp14">
+  <w:p>
+    <w:pPr>
+      <w:pStyle w:val="Footer"/>
+      <w:jc w:val="center"/>
+    </w:pPr>
+    <w:r>
+      <w:rPr>
+        <w:color w:val="7D7D7D"/>
+        <w:sz w:val="18"/>
+      </w:rPr>
+      <w:t>简历中台公开演示样例 · 人物、组织与数据均为虚构</w:t>
+    </w:r>
+  </w:p>
+</w:ftr>
 </file>
 
 <file path=word/numbering.xml><?xml version="1.0" encoding="utf-8"?>
@@ -420,6 +608,12 @@
     <w:name w:val="Normal"/>
     <w:qFormat/>
     <w:rsid w:val="00FC693F"/>
+    <w:pPr>
+      <w:spacing w:after="120" w:line="300" w:lineRule="auto"/>
+    </w:pPr>
+    <w:rPr>
+      <w:sz w:val="22"/>
+    </w:rPr>
   </w:style>
   <w:style w:type="paragraph" w:styleId="Header">
     <w:name w:val="header"/>
@@ -476,15 +670,15 @@
     <w:pPr>
       <w:keepNext/>
       <w:keepLines/>
-      <w:spacing w:before="480" w:after="0"/>
+      <w:spacing w:before="360" w:after="200"/>
       <w:outlineLvl w:val="0"/>
     </w:pPr>
     <w:rPr>
       <w:rFonts w:asciiTheme="majorHAnsi" w:eastAsiaTheme="majorEastAsia" w:hAnsiTheme="majorHAnsi" w:cstheme="majorBidi"/>
       <w:b/>
       <w:bCs/>
-      <w:color w:val="365F91" w:themeColor="accent1" w:themeShade="BF"/>
-      <w:sz w:val="28"/>
+      <w:color w:val="2E74B5"/>
+      <w:sz w:val="32"/>
       <w:szCs w:val="28"/>
     </w:rPr>
   </w:style>
@@ -500,14 +694,14 @@
     <w:pPr>
       <w:keepNext/>
       <w:keepLines/>
-      <w:spacing w:before="200" w:after="0"/>
+      <w:spacing w:before="280" w:after="140"/>
       <w:outlineLvl w:val="1"/>
     </w:pPr>
     <w:rPr>
       <w:rFonts w:asciiTheme="majorHAnsi" w:eastAsiaTheme="majorEastAsia" w:hAnsiTheme="majorHAnsi" w:cstheme="majorBidi"/>
       <w:b/>
       <w:bCs/>
-      <w:color w:val="4F81BD" w:themeColor="accent1"/>
+      <w:color w:val="2E74B5"/>
       <w:sz w:val="26"/>
       <w:szCs w:val="26"/>
     </w:rPr>
@@ -524,14 +718,15 @@
     <w:pPr>
       <w:keepNext/>
       <w:keepLines/>
-      <w:spacing w:before="200" w:after="0"/>
+      <w:spacing w:before="200" w:after="100"/>
       <w:outlineLvl w:val="2"/>
     </w:pPr>
     <w:rPr>
       <w:rFonts w:asciiTheme="majorHAnsi" w:eastAsiaTheme="majorEastAsia" w:hAnsiTheme="majorHAnsi" w:cstheme="majorBidi"/>
       <w:b/>
       <w:bCs/>
-      <w:color w:val="4F81BD" w:themeColor="accent1"/>
+      <w:color w:val="1F4D78"/>
+      <w:sz w:val="24"/>
     </w:rPr>
   </w:style>
   <w:style w:type="paragraph" w:styleId="Heading4">
@@ -947,8 +1142,13 @@
       <w:numPr>
         <w:numId w:val="1"/>
       </w:numPr>
+      <w:spacing w:after="80" w:line="300" w:lineRule="auto"/>
+      <w:ind w:left="540" w:hanging="271"/>
       <w:contextualSpacing/>
     </w:pPr>
+    <w:rPr>
+      <w:sz w:val="22"/>
+    </w:rPr>
   </w:style>
   <w:style w:type="paragraph" w:styleId="ListBullet2">
     <w:name w:val="List Bullet 2"/>

--- a/public/samples/resume-cv_003.docx
+++ b/public/samples/resume-cv_003.docx
@@ -53,7 +53,7 @@
         <w:pStyle w:val="Heading2"/>
       </w:pPr>
       <w:r>
-        <w:t>星河对话｜高级应用工程师｜2019.07-至今</w:t>
+        <w:t>星河对话｜高级应用工程师｜2020.07-至今</w:t>
       </w:r>
     </w:p>
     <w:p>
@@ -181,7 +181,7 @@
         <w:pStyle w:val="ListBullet"/>
       </w:pPr>
       <w:r>
-        <w:t>平台能力：FastAPI、PostgreSQL、Redis、Docker、OpenTelemetry</w:t>
+        <w:t>平台能力：FastAPI、SQL、工具编排、并发限流、权限票据、OpenTelemetry</w:t>
       </w:r>
     </w:p>
     <w:p>
@@ -213,7 +213,7 @@
         <w:pStyle w:val="ListBullet"/>
       </w:pPr>
       <w:r>
-        <w:t>西麓大学｜人工智能｜本科｜2015.09-2019.06</w:t>
+        <w:t>西麓大学｜人工智能｜本科</w:t>
       </w:r>
     </w:p>
     <w:sectPr>
